--- a/flutter_documents/f8_packages_tools_and_CLI/f17_flutter_CLI_&_common_issues_documentary.docx
+++ b/flutter_documents/f8_packages_tools_and_CLI/f17_flutter_CLI_&_common_issues_documentary.docx
@@ -1681,6 +1681,71 @@
           <w:sz w:val="32"/>
           <w:szCs w:val="32"/>
         </w:rPr>
+        <w:t># Run</w:t>
+      </w:r>
+      <w:r>
+        <w:rPr>
+          <w:b/>
+          <w:bCs/>
+          <w:sz w:val="32"/>
+          <w:szCs w:val="32"/>
+        </w:rPr>
+        <w:t xml:space="preserve"> Flutter</w:t>
+      </w:r>
+      <w:r>
+        <w:rPr>
+          <w:sz w:val="32"/>
+          <w:szCs w:val="32"/>
+        </w:rPr>
+        <w:t xml:space="preserve"> web in WASM:</w:t>
+      </w:r>
+    </w:p>
+    <w:p>
+      <w:pPr>
+        <w:jc w:val="both"/>
+        <w:rPr>
+          <w:b/>
+          <w:bCs/>
+          <w:sz w:val="32"/>
+          <w:szCs w:val="32"/>
+        </w:rPr>
+      </w:pPr>
+      <w:r>
+        <w:rPr>
+          <w:b/>
+          <w:bCs/>
+          <w:color w:val="60CAF3" w:themeColor="accent4" w:themeTint="99"/>
+          <w:sz w:val="32"/>
+          <w:szCs w:val="32"/>
+        </w:rPr>
+        <w:t>flutter run -d chrome --</w:t>
+      </w:r>
+      <w:proofErr w:type="spellStart"/>
+      <w:r>
+        <w:rPr>
+          <w:b/>
+          <w:bCs/>
+          <w:color w:val="60CAF3" w:themeColor="accent4" w:themeTint="99"/>
+          <w:sz w:val="32"/>
+          <w:szCs w:val="32"/>
+        </w:rPr>
+        <w:t>wasm</w:t>
+      </w:r>
+      <w:proofErr w:type="spellEnd"/>
+    </w:p>
+    <w:p>
+      <w:pPr>
+        <w:jc w:val="both"/>
+        <w:rPr>
+          <w:sz w:val="32"/>
+          <w:szCs w:val="32"/>
+        </w:rPr>
+      </w:pPr>
+      <w:r>
+        <w:rPr>
+          <w:sz w:val="32"/>
+          <w:szCs w:val="32"/>
+        </w:rPr>
         <w:t xml:space="preserve"># Run specific </w:t>
       </w:r>
       <w:r>
@@ -2271,6 +2336,56 @@
           <w:sz w:val="32"/>
           <w:szCs w:val="32"/>
         </w:rPr>
+        <w:t># Build Flutter web for WASM (Web Assembly)</w:t>
+      </w:r>
+    </w:p>
+    <w:p>
+      <w:pPr>
+        <w:jc w:val="both"/>
+        <w:rPr>
+          <w:b/>
+          <w:bCs/>
+          <w:color w:val="60CAF3" w:themeColor="accent4" w:themeTint="99"/>
+          <w:sz w:val="32"/>
+          <w:szCs w:val="32"/>
+        </w:rPr>
+      </w:pPr>
+      <w:r>
+        <w:rPr>
+          <w:b/>
+          <w:bCs/>
+          <w:color w:val="60CAF3" w:themeColor="accent4" w:themeTint="99"/>
+          <w:sz w:val="32"/>
+          <w:szCs w:val="32"/>
+        </w:rPr>
+        <w:t>flutter build web --</w:t>
+      </w:r>
+      <w:proofErr w:type="spellStart"/>
+      <w:r>
+        <w:rPr>
+          <w:b/>
+          <w:bCs/>
+          <w:color w:val="60CAF3" w:themeColor="accent4" w:themeTint="99"/>
+          <w:sz w:val="32"/>
+          <w:szCs w:val="32"/>
+        </w:rPr>
+        <w:t>wasm</w:t>
+      </w:r>
+      <w:proofErr w:type="spellEnd"/>
+    </w:p>
+    <w:p>
+      <w:pPr>
+        <w:jc w:val="both"/>
+        <w:rPr>
+          <w:sz w:val="32"/>
+          <w:szCs w:val="32"/>
+        </w:rPr>
+      </w:pPr>
+      <w:r>
+        <w:rPr>
+          <w:sz w:val="32"/>
+          <w:szCs w:val="32"/>
+        </w:rPr>
         <w:t># Windows</w:t>
       </w:r>
     </w:p>
@@ -2359,6 +2474,7 @@
           <w:sz w:val="32"/>
           <w:szCs w:val="32"/>
         </w:rPr>
+        <w:lastRenderedPageBreak/>
         <w:t># macOS</w:t>
       </w:r>
     </w:p>
@@ -2409,7 +2525,6 @@
           <w:sz w:val="32"/>
           <w:szCs w:val="32"/>
         </w:rPr>
-        <w:lastRenderedPageBreak/>
         <w:t># iOS</w:t>
       </w:r>
     </w:p>
@@ -3052,6 +3167,7 @@
           <w:sz w:val="32"/>
           <w:szCs w:val="32"/>
         </w:rPr>
+        <w:lastRenderedPageBreak/>
         <w:t>flutter test test/</w:t>
       </w:r>
       <w:r>
@@ -3133,7 +3249,6 @@
           <w:sz w:val="32"/>
           <w:szCs w:val="32"/>
         </w:rPr>
-        <w:lastRenderedPageBreak/>
         <w:t>flutter test --coverage</w:t>
       </w:r>
     </w:p>
@@ -3606,6 +3721,7 @@
           <w:sz w:val="32"/>
           <w:szCs w:val="32"/>
         </w:rPr>
+        <w:lastRenderedPageBreak/>
         <w:t xml:space="preserve"># </w:t>
       </w:r>
       <w:r>
@@ -3671,7 +3787,6 @@
           <w:sz w:val="32"/>
           <w:szCs w:val="32"/>
         </w:rPr>
-        <w:lastRenderedPageBreak/>
         <w:t xml:space="preserve">flutter pub </w:t>
       </w:r>
       <w:proofErr w:type="gramStart"/>
@@ -4259,6 +4374,7 @@
           <w:sz w:val="32"/>
           <w:szCs w:val="32"/>
         </w:rPr>
+        <w:lastRenderedPageBreak/>
         <w:t xml:space="preserve">dart run </w:t>
       </w:r>
       <w:proofErr w:type="spellStart"/>
@@ -4319,7 +4435,6 @@
           <w:sz w:val="32"/>
           <w:szCs w:val="32"/>
         </w:rPr>
-        <w:lastRenderedPageBreak/>
         <w:t xml:space="preserve">dart run </w:t>
       </w:r>
       <w:proofErr w:type="spellStart"/>
@@ -4456,25 +4571,14 @@
           <w:szCs w:val="32"/>
         </w:rPr>
       </w:pPr>
-      <w:proofErr w:type="spellStart"/>
-      <w:r>
-        <w:rPr>
-          <w:b/>
-          <w:bCs/>
-          <w:sz w:val="32"/>
-          <w:szCs w:val="32"/>
-        </w:rPr>
-        <w:t>Riverpod</w:t>
-      </w:r>
-      <w:proofErr w:type="spellEnd"/>
-      <w:r>
-        <w:rPr>
-          <w:b/>
-          <w:bCs/>
-          <w:sz w:val="32"/>
-          <w:szCs w:val="32"/>
-        </w:rPr>
-        <w:t xml:space="preserve"> </w:t>
+      <w:r>
+        <w:rPr>
+          <w:b/>
+          <w:bCs/>
+          <w:sz w:val="32"/>
+          <w:szCs w:val="32"/>
+        </w:rPr>
+        <w:t xml:space="preserve">Riverpod </w:t>
       </w:r>
     </w:p>
     <w:p>
@@ -4857,6 +4961,7 @@
           <w:sz w:val="32"/>
           <w:szCs w:val="32"/>
         </w:rPr>
+        <w:lastRenderedPageBreak/>
         <w:t xml:space="preserve"># </w:t>
       </w:r>
       <w:r>
@@ -4909,7 +5014,6 @@
           <w:sz w:val="32"/>
           <w:szCs w:val="32"/>
         </w:rPr>
-        <w:lastRenderedPageBreak/>
         <w:t>Instance Variable Initialization Issue (When creating Controller):</w:t>
       </w:r>
     </w:p>
@@ -5233,6 +5337,7 @@
           <w:sz w:val="32"/>
           <w:szCs w:val="32"/>
         </w:rPr>
+        <w:lastRenderedPageBreak/>
         <w:t xml:space="preserve">Here are common issues </w:t>
       </w:r>
       <w:proofErr w:type="spellStart"/>
@@ -5283,7 +5388,6 @@
           <w:sz w:val="32"/>
           <w:szCs w:val="32"/>
         </w:rPr>
-        <w:lastRenderedPageBreak/>
         <w:t xml:space="preserve">To reset </w:t>
       </w:r>
       <w:proofErr w:type="spellStart"/>
@@ -5649,6 +5753,13 @@
           <w:szCs w:val="32"/>
         </w:rPr>
         <w:br/>
+      </w:r>
+      <w:r>
+        <w:rPr>
+          <w:sz w:val="32"/>
+          <w:szCs w:val="32"/>
+        </w:rPr>
+        <w:lastRenderedPageBreak/>
         <w:t>Note: Do not delete your app from the firebase project if you do you can't create another one with the same application id which means you have to delete the project too by backing up the code.</w:t>
       </w:r>
       <w:r>
@@ -5663,25 +5774,8 @@
           <w:sz w:val="32"/>
           <w:szCs w:val="32"/>
         </w:rPr>
-        <w:lastRenderedPageBreak/>
         <w:br/>
-        <w:t xml:space="preserve">2. Download the google </w:t>
-      </w:r>
-      <w:proofErr w:type="spellStart"/>
-      <w:r>
-        <w:rPr>
-          <w:sz w:val="32"/>
-          <w:szCs w:val="32"/>
-        </w:rPr>
-        <w:t>json</w:t>
-      </w:r>
-      <w:proofErr w:type="spellEnd"/>
-      <w:r>
-        <w:rPr>
-          <w:sz w:val="32"/>
-          <w:szCs w:val="32"/>
-        </w:rPr>
-        <w:t xml:space="preserve"> file and paste in the app/ path. </w:t>
+        <w:t xml:space="preserve">2. Download the google json file and paste in the app/ path. </w:t>
       </w:r>
       <w:r>
         <w:rPr>
@@ -6050,6 +6144,13 @@
           <w:szCs w:val="32"/>
         </w:rPr>
         <w:br/>
+      </w:r>
+      <w:r>
+        <w:rPr>
+          <w:sz w:val="32"/>
+          <w:szCs w:val="32"/>
+        </w:rPr>
+        <w:lastRenderedPageBreak/>
         <w:t>Taking a lot of time to create a new project, run android studio in administrator mode.</w:t>
       </w:r>
     </w:p>
@@ -6104,7 +6205,6 @@
           <w:sz w:val="32"/>
           <w:szCs w:val="32"/>
         </w:rPr>
-        <w:lastRenderedPageBreak/>
         <w:t xml:space="preserve"># </w:t>
       </w:r>
       <w:r>
@@ -6624,6 +6724,7 @@
           <w:sz w:val="32"/>
           <w:szCs w:val="32"/>
         </w:rPr>
+        <w:lastRenderedPageBreak/>
         <w:t>Press</w:t>
       </w:r>
       <w:r>
@@ -6678,6 +6779,610 @@
           <w:szCs w:val="32"/>
         </w:rPr>
         <w:t>.</w:t>
+      </w:r>
+    </w:p>
+    <w:p>
+      <w:pPr>
+        <w:jc w:val="both"/>
+        <w:rPr>
+          <w:sz w:val="32"/>
+          <w:szCs w:val="32"/>
+        </w:rPr>
+      </w:pPr>
+      <w:r>
+        <w:rPr>
+          <w:sz w:val="32"/>
+          <w:szCs w:val="32"/>
+        </w:rPr>
+        <w:t xml:space="preserve"># </w:t>
+      </w:r>
+      <w:r>
+        <w:rPr>
+          <w:sz w:val="32"/>
+          <w:szCs w:val="32"/>
+        </w:rPr>
+        <w:t xml:space="preserve">After this, when you rerun your app, </w:t>
+      </w:r>
+      <w:proofErr w:type="spellStart"/>
+      <w:proofErr w:type="gramStart"/>
+      <w:r>
+        <w:rPr>
+          <w:b/>
+          <w:bCs/>
+          <w:sz w:val="32"/>
+          <w:szCs w:val="32"/>
+        </w:rPr>
+        <w:t>placemarkFromCoordinates</w:t>
+      </w:r>
+      <w:proofErr w:type="spellEnd"/>
+      <w:r>
+        <w:rPr>
+          <w:b/>
+          <w:bCs/>
+          <w:sz w:val="32"/>
+          <w:szCs w:val="32"/>
+        </w:rPr>
+        <w:t>(</w:t>
+      </w:r>
+      <w:proofErr w:type="gramEnd"/>
+      <w:r>
+        <w:rPr>
+          <w:b/>
+          <w:bCs/>
+          <w:sz w:val="32"/>
+          <w:szCs w:val="32"/>
+        </w:rPr>
+        <w:t>)</w:t>
+      </w:r>
+      <w:r>
+        <w:rPr>
+          <w:sz w:val="32"/>
+          <w:szCs w:val="32"/>
+        </w:rPr>
+        <w:t xml:space="preserve"> will return “</w:t>
+      </w:r>
+      <w:proofErr w:type="spellStart"/>
+      <w:r>
+        <w:rPr>
+          <w:sz w:val="32"/>
+          <w:szCs w:val="32"/>
+        </w:rPr>
+        <w:t>Feni</w:t>
+      </w:r>
+      <w:proofErr w:type="spellEnd"/>
+      <w:r>
+        <w:rPr>
+          <w:sz w:val="32"/>
+          <w:szCs w:val="32"/>
+        </w:rPr>
+        <w:t>” instead of “Mountain View”.</w:t>
+      </w:r>
+    </w:p>
+    <w:p>
+      <w:pPr>
+        <w:jc w:val="both"/>
+        <w:rPr>
+          <w:sz w:val="32"/>
+          <w:szCs w:val="32"/>
+        </w:rPr>
+      </w:pPr>
+    </w:p>
+    <w:p>
+      <w:pPr>
+        <w:jc w:val="both"/>
+        <w:rPr>
+          <w:sz w:val="32"/>
+          <w:szCs w:val="32"/>
+        </w:rPr>
+      </w:pPr>
+      <w:r>
+        <w:rPr>
+          <w:sz w:val="32"/>
+          <w:szCs w:val="32"/>
+        </w:rPr>
+        <w:t>Removing Residual Data</w:t>
+      </w:r>
+      <w:r>
+        <w:rPr>
+          <w:sz w:val="32"/>
+          <w:szCs w:val="32"/>
+        </w:rPr>
+        <w:t xml:space="preserve"> after Uninstalling:</w:t>
+      </w:r>
+    </w:p>
+    <w:p>
+      <w:pPr>
+        <w:jc w:val="both"/>
+        <w:rPr>
+          <w:sz w:val="32"/>
+          <w:szCs w:val="32"/>
+        </w:rPr>
+      </w:pPr>
+      <w:r>
+        <w:rPr>
+          <w:sz w:val="32"/>
+          <w:szCs w:val="32"/>
+        </w:rPr>
+        <w:t xml:space="preserve"># When we uninstall our app </w:t>
+      </w:r>
+      <w:proofErr w:type="spellStart"/>
+      <w:r>
+        <w:rPr>
+          <w:sz w:val="32"/>
+          <w:szCs w:val="32"/>
+        </w:rPr>
+        <w:t>SharedPreferences</w:t>
+      </w:r>
+      <w:proofErr w:type="spellEnd"/>
+      <w:r>
+        <w:rPr>
+          <w:sz w:val="32"/>
+          <w:szCs w:val="32"/>
+        </w:rPr>
+        <w:t xml:space="preserve"> and backup data </w:t>
+      </w:r>
+      <w:r>
+        <w:rPr>
+          <w:sz w:val="32"/>
+          <w:szCs w:val="32"/>
+        </w:rPr>
+        <w:t xml:space="preserve">don’t always get deleted. Which means when we reinstall it </w:t>
+      </w:r>
+      <w:r>
+        <w:rPr>
+          <w:sz w:val="32"/>
+          <w:szCs w:val="32"/>
+        </w:rPr>
+        <w:t>our old data comes back. It happens because android automatically backs up our data</w:t>
+      </w:r>
+      <w:r>
+        <w:rPr>
+          <w:sz w:val="32"/>
+          <w:szCs w:val="32"/>
+        </w:rPr>
+        <w:t>.</w:t>
+      </w:r>
+    </w:p>
+    <w:p>
+      <w:pPr>
+        <w:jc w:val="both"/>
+        <w:rPr>
+          <w:sz w:val="32"/>
+          <w:szCs w:val="32"/>
+        </w:rPr>
+      </w:pPr>
+      <w:r>
+        <w:rPr>
+          <w:sz w:val="32"/>
+          <w:szCs w:val="32"/>
+        </w:rPr>
+        <w:t xml:space="preserve"># To solve this just go to </w:t>
+      </w:r>
+      <w:r>
+        <w:rPr>
+          <w:b/>
+          <w:bCs/>
+          <w:sz w:val="32"/>
+          <w:szCs w:val="32"/>
+        </w:rPr>
+        <w:t>android</w:t>
+      </w:r>
+      <w:r>
+        <w:rPr>
+          <w:sz w:val="32"/>
+          <w:szCs w:val="32"/>
+        </w:rPr>
+        <w:t xml:space="preserve"> </w:t>
+      </w:r>
+      <w:r>
+        <w:rPr>
+          <w:sz w:val="32"/>
+          <w:szCs w:val="32"/>
+        </w:rPr>
+        <w:sym w:font="Wingdings" w:char="F0E0"/>
+      </w:r>
+      <w:r>
+        <w:rPr>
+          <w:b/>
+          <w:bCs/>
+          <w:sz w:val="32"/>
+          <w:szCs w:val="32"/>
+        </w:rPr>
+        <w:t xml:space="preserve"> app</w:t>
+      </w:r>
+      <w:r>
+        <w:rPr>
+          <w:sz w:val="32"/>
+          <w:szCs w:val="32"/>
+        </w:rPr>
+        <w:t xml:space="preserve"> </w:t>
+      </w:r>
+      <w:r>
+        <w:rPr>
+          <w:sz w:val="32"/>
+          <w:szCs w:val="32"/>
+        </w:rPr>
+        <w:sym w:font="Wingdings" w:char="F0E0"/>
+      </w:r>
+      <w:r>
+        <w:rPr>
+          <w:b/>
+          <w:bCs/>
+          <w:sz w:val="32"/>
+          <w:szCs w:val="32"/>
+        </w:rPr>
+        <w:t xml:space="preserve"> </w:t>
+      </w:r>
+      <w:proofErr w:type="spellStart"/>
+      <w:r>
+        <w:rPr>
+          <w:b/>
+          <w:bCs/>
+          <w:sz w:val="32"/>
+          <w:szCs w:val="32"/>
+        </w:rPr>
+        <w:t>src</w:t>
+      </w:r>
+      <w:proofErr w:type="spellEnd"/>
+      <w:r>
+        <w:rPr>
+          <w:b/>
+          <w:bCs/>
+          <w:sz w:val="32"/>
+          <w:szCs w:val="32"/>
+        </w:rPr>
+        <w:t xml:space="preserve"> </w:t>
+      </w:r>
+      <w:r>
+        <w:rPr>
+          <w:sz w:val="32"/>
+          <w:szCs w:val="32"/>
+        </w:rPr>
+        <w:sym w:font="Wingdings" w:char="F0E0"/>
+      </w:r>
+      <w:r>
+        <w:rPr>
+          <w:sz w:val="32"/>
+          <w:szCs w:val="32"/>
+        </w:rPr>
+        <w:t xml:space="preserve"> </w:t>
+      </w:r>
+      <w:r>
+        <w:rPr>
+          <w:b/>
+          <w:bCs/>
+          <w:sz w:val="32"/>
+          <w:szCs w:val="32"/>
+        </w:rPr>
+        <w:t>main</w:t>
+      </w:r>
+      <w:r>
+        <w:rPr>
+          <w:sz w:val="32"/>
+          <w:szCs w:val="32"/>
+        </w:rPr>
+        <w:t xml:space="preserve"> </w:t>
+      </w:r>
+      <w:r>
+        <w:rPr>
+          <w:sz w:val="32"/>
+          <w:szCs w:val="32"/>
+        </w:rPr>
+        <w:sym w:font="Wingdings" w:char="F0E0"/>
+      </w:r>
+      <w:r>
+        <w:rPr>
+          <w:sz w:val="32"/>
+          <w:szCs w:val="32"/>
+        </w:rPr>
+        <w:t xml:space="preserve"> </w:t>
+      </w:r>
+      <w:r>
+        <w:rPr>
+          <w:b/>
+          <w:bCs/>
+          <w:sz w:val="32"/>
+          <w:szCs w:val="32"/>
+        </w:rPr>
+        <w:t xml:space="preserve">AndroidManifest.xml </w:t>
+      </w:r>
+      <w:r>
+        <w:rPr>
+          <w:sz w:val="32"/>
+          <w:szCs w:val="32"/>
+        </w:rPr>
+        <w:t>and add these</w:t>
+      </w:r>
+      <w:r>
+        <w:rPr>
+          <w:sz w:val="32"/>
+          <w:szCs w:val="32"/>
+        </w:rPr>
+        <w:t xml:space="preserve"> lines in &lt;application</w:t>
+      </w:r>
+    </w:p>
+    <w:p>
+      <w:pPr>
+        <w:jc w:val="both"/>
+        <w:rPr>
+          <w:b/>
+          <w:bCs/>
+          <w:color w:val="D86DCB" w:themeColor="accent5" w:themeTint="99"/>
+          <w:sz w:val="32"/>
+          <w:szCs w:val="32"/>
+        </w:rPr>
+      </w:pPr>
+      <w:r>
+        <w:rPr>
+          <w:b/>
+          <w:bCs/>
+          <w:color w:val="D86DCB" w:themeColor="accent5" w:themeTint="99"/>
+          <w:sz w:val="32"/>
+          <w:szCs w:val="32"/>
+        </w:rPr>
+        <w:t>&lt;application</w:t>
+      </w:r>
+    </w:p>
+    <w:p>
+      <w:pPr>
+        <w:jc w:val="both"/>
+        <w:rPr>
+          <w:b/>
+          <w:bCs/>
+          <w:color w:val="D86DCB" w:themeColor="accent5" w:themeTint="99"/>
+          <w:sz w:val="32"/>
+          <w:szCs w:val="32"/>
+        </w:rPr>
+      </w:pPr>
+      <w:r>
+        <w:rPr>
+          <w:b/>
+          <w:bCs/>
+          <w:color w:val="D86DCB" w:themeColor="accent5" w:themeTint="99"/>
+          <w:sz w:val="32"/>
+          <w:szCs w:val="32"/>
+        </w:rPr>
+        <w:tab/>
+      </w:r>
+      <w:proofErr w:type="spellStart"/>
+      <w:proofErr w:type="gramStart"/>
+      <w:r>
+        <w:rPr>
+          <w:b/>
+          <w:bCs/>
+          <w:color w:val="D86DCB" w:themeColor="accent5" w:themeTint="99"/>
+          <w:sz w:val="32"/>
+          <w:szCs w:val="32"/>
+        </w:rPr>
+        <w:t>android:allowBackup</w:t>
+      </w:r>
+      <w:proofErr w:type="spellEnd"/>
+      <w:proofErr w:type="gramEnd"/>
+      <w:r>
+        <w:rPr>
+          <w:b/>
+          <w:bCs/>
+          <w:color w:val="D86DCB" w:themeColor="accent5" w:themeTint="99"/>
+          <w:sz w:val="32"/>
+          <w:szCs w:val="32"/>
+        </w:rPr>
+        <w:t>=</w:t>
+      </w:r>
+      <w:r>
+        <w:rPr>
+          <w:b/>
+          <w:bCs/>
+          <w:color w:val="D86DCB" w:themeColor="accent5" w:themeTint="99"/>
+          <w:sz w:val="32"/>
+          <w:szCs w:val="32"/>
+        </w:rPr>
+        <w:t>"false"</w:t>
+      </w:r>
+    </w:p>
+    <w:p>
+      <w:pPr>
+        <w:jc w:val="both"/>
+        <w:rPr>
+          <w:b/>
+          <w:bCs/>
+          <w:color w:val="D86DCB" w:themeColor="accent5" w:themeTint="99"/>
+          <w:sz w:val="32"/>
+          <w:szCs w:val="32"/>
+        </w:rPr>
+      </w:pPr>
+      <w:r>
+        <w:rPr>
+          <w:b/>
+          <w:bCs/>
+          <w:color w:val="D86DCB" w:themeColor="accent5" w:themeTint="99"/>
+          <w:sz w:val="32"/>
+          <w:szCs w:val="32"/>
+        </w:rPr>
+        <w:tab/>
+      </w:r>
+      <w:proofErr w:type="spellStart"/>
+      <w:proofErr w:type="gramStart"/>
+      <w:r>
+        <w:rPr>
+          <w:b/>
+          <w:bCs/>
+          <w:color w:val="D86DCB" w:themeColor="accent5" w:themeTint="99"/>
+          <w:sz w:val="32"/>
+          <w:szCs w:val="32"/>
+        </w:rPr>
+        <w:t>android:fullBackup</w:t>
+      </w:r>
+      <w:r>
+        <w:rPr>
+          <w:b/>
+          <w:bCs/>
+          <w:color w:val="D86DCB" w:themeColor="accent5" w:themeTint="99"/>
+          <w:sz w:val="32"/>
+          <w:szCs w:val="32"/>
+        </w:rPr>
+        <w:t>Content</w:t>
+      </w:r>
+      <w:proofErr w:type="spellEnd"/>
+      <w:proofErr w:type="gramEnd"/>
+      <w:r>
+        <w:rPr>
+          <w:b/>
+          <w:bCs/>
+          <w:color w:val="D86DCB" w:themeColor="accent5" w:themeTint="99"/>
+          <w:sz w:val="32"/>
+          <w:szCs w:val="32"/>
+        </w:rPr>
+        <w:t>="false"</w:t>
+      </w:r>
+      <w:r>
+        <w:rPr>
+          <w:b/>
+          <w:bCs/>
+          <w:color w:val="D86DCB" w:themeColor="accent5" w:themeTint="99"/>
+          <w:sz w:val="32"/>
+          <w:szCs w:val="32"/>
+        </w:rPr>
+        <w:t>&gt;</w:t>
+      </w:r>
+    </w:p>
+    <w:p>
+      <w:pPr>
+        <w:jc w:val="both"/>
+        <w:rPr>
+          <w:b/>
+          <w:bCs/>
+          <w:color w:val="D86DCB" w:themeColor="accent5" w:themeTint="99"/>
+          <w:sz w:val="32"/>
+          <w:szCs w:val="32"/>
+        </w:rPr>
+      </w:pPr>
+      <w:r>
+        <w:rPr>
+          <w:b/>
+          <w:bCs/>
+          <w:color w:val="D86DCB" w:themeColor="accent5" w:themeTint="99"/>
+          <w:sz w:val="32"/>
+          <w:szCs w:val="32"/>
+        </w:rPr>
+        <w:tab/>
+        <w:t>…</w:t>
+      </w:r>
+    </w:p>
+    <w:p>
+      <w:pPr>
+        <w:jc w:val="both"/>
+        <w:rPr>
+          <w:b/>
+          <w:bCs/>
+          <w:color w:val="D86DCB" w:themeColor="accent5" w:themeTint="99"/>
+          <w:sz w:val="32"/>
+          <w:szCs w:val="32"/>
+        </w:rPr>
+      </w:pPr>
+      <w:r>
+        <w:rPr>
+          <w:b/>
+          <w:bCs/>
+          <w:color w:val="D86DCB" w:themeColor="accent5" w:themeTint="99"/>
+          <w:sz w:val="32"/>
+          <w:szCs w:val="32"/>
+        </w:rPr>
+        <w:t>&lt;/application&gt;</w:t>
+      </w:r>
+    </w:p>
+    <w:p>
+      <w:pPr>
+        <w:jc w:val="both"/>
+        <w:rPr>
+          <w:sz w:val="32"/>
+          <w:szCs w:val="32"/>
+        </w:rPr>
+      </w:pPr>
+    </w:p>
+    <w:p>
+      <w:pPr>
+        <w:jc w:val="both"/>
+        <w:rPr>
+          <w:b/>
+          <w:bCs/>
+          <w:sz w:val="32"/>
+          <w:szCs w:val="32"/>
+        </w:rPr>
+      </w:pPr>
+      <w:r>
+        <w:rPr>
+          <w:b/>
+          <w:bCs/>
+          <w:sz w:val="32"/>
+          <w:szCs w:val="32"/>
+        </w:rPr>
+        <w:t>TODO’s before Git Push:</w:t>
+      </w:r>
+    </w:p>
+    <w:p>
+      <w:pPr>
+        <w:jc w:val="both"/>
+        <w:rPr>
+          <w:sz w:val="32"/>
+          <w:szCs w:val="32"/>
+        </w:rPr>
+      </w:pPr>
+      <w:r>
+        <w:rPr>
+          <w:sz w:val="32"/>
+          <w:szCs w:val="32"/>
+        </w:rPr>
+        <w:t xml:space="preserve"># When we try to push code to </w:t>
+      </w:r>
+      <w:proofErr w:type="spellStart"/>
+      <w:r>
+        <w:rPr>
+          <w:b/>
+          <w:bCs/>
+          <w:sz w:val="32"/>
+          <w:szCs w:val="32"/>
+        </w:rPr>
+        <w:t>Github</w:t>
+      </w:r>
+      <w:proofErr w:type="spellEnd"/>
+      <w:r>
+        <w:rPr>
+          <w:sz w:val="32"/>
+          <w:szCs w:val="32"/>
+        </w:rPr>
+        <w:t xml:space="preserve"> it shows review 3 TODO’s or push anyway</w:t>
+      </w:r>
+    </w:p>
+    <w:p>
+      <w:pPr>
+        <w:jc w:val="both"/>
+        <w:rPr>
+          <w:sz w:val="32"/>
+          <w:szCs w:val="32"/>
+        </w:rPr>
+      </w:pPr>
+    </w:p>
+    <w:p>
+      <w:pPr>
+        <w:jc w:val="both"/>
+        <w:rPr>
+          <w:sz w:val="32"/>
+          <w:szCs w:val="32"/>
+        </w:rPr>
+      </w:pPr>
+      <w:r>
+        <w:rPr>
+          <w:sz w:val="32"/>
+          <w:szCs w:val="32"/>
+        </w:rPr>
+        <w:t>Application ID TODO</w:t>
+      </w:r>
+      <w:r>
+        <w:rPr>
+          <w:sz w:val="32"/>
+          <w:szCs w:val="32"/>
+        </w:rPr>
+        <w:t>:</w:t>
       </w:r>
     </w:p>
     <w:p>
@@ -6701,619 +7406,7 @@
           <w:sz w:val="32"/>
           <w:szCs w:val="32"/>
         </w:rPr>
-        <w:t xml:space="preserve">After this, when you rerun your app, </w:t>
-      </w:r>
-      <w:proofErr w:type="spellStart"/>
-      <w:proofErr w:type="gramStart"/>
-      <w:r>
-        <w:rPr>
-          <w:b/>
-          <w:bCs/>
-          <w:sz w:val="32"/>
-          <w:szCs w:val="32"/>
-        </w:rPr>
-        <w:t>placemarkFromCoordinates</w:t>
-      </w:r>
-      <w:proofErr w:type="spellEnd"/>
-      <w:r>
-        <w:rPr>
-          <w:b/>
-          <w:bCs/>
-          <w:sz w:val="32"/>
-          <w:szCs w:val="32"/>
-        </w:rPr>
-        <w:t>(</w:t>
-      </w:r>
-      <w:proofErr w:type="gramEnd"/>
-      <w:r>
-        <w:rPr>
-          <w:b/>
-          <w:bCs/>
-          <w:sz w:val="32"/>
-          <w:szCs w:val="32"/>
-        </w:rPr>
-        <w:t>)</w:t>
-      </w:r>
-      <w:r>
-        <w:rPr>
-          <w:sz w:val="32"/>
-          <w:szCs w:val="32"/>
-        </w:rPr>
-        <w:t xml:space="preserve"> will return “</w:t>
-      </w:r>
-      <w:proofErr w:type="spellStart"/>
-      <w:r>
-        <w:rPr>
-          <w:sz w:val="32"/>
-          <w:szCs w:val="32"/>
-        </w:rPr>
-        <w:t>Feni</w:t>
-      </w:r>
-      <w:proofErr w:type="spellEnd"/>
-      <w:r>
-        <w:rPr>
-          <w:sz w:val="32"/>
-          <w:szCs w:val="32"/>
-        </w:rPr>
-        <w:t>” instead of “Mountain View”.</w:t>
-      </w:r>
-    </w:p>
-    <w:p>
-      <w:pPr>
-        <w:jc w:val="both"/>
-        <w:rPr>
-          <w:sz w:val="32"/>
-          <w:szCs w:val="32"/>
-        </w:rPr>
-      </w:pPr>
-    </w:p>
-    <w:p>
-      <w:pPr>
-        <w:jc w:val="both"/>
-        <w:rPr>
-          <w:sz w:val="32"/>
-          <w:szCs w:val="32"/>
-        </w:rPr>
-      </w:pPr>
-      <w:r>
-        <w:rPr>
-          <w:sz w:val="32"/>
-          <w:szCs w:val="32"/>
-        </w:rPr>
-        <w:t>Removing Residual Data</w:t>
-      </w:r>
-      <w:r>
-        <w:rPr>
-          <w:sz w:val="32"/>
-          <w:szCs w:val="32"/>
-        </w:rPr>
-        <w:t xml:space="preserve"> after Uninstalling:</w:t>
-      </w:r>
-    </w:p>
-    <w:p>
-      <w:pPr>
-        <w:jc w:val="both"/>
-        <w:rPr>
-          <w:sz w:val="32"/>
-          <w:szCs w:val="32"/>
-        </w:rPr>
-      </w:pPr>
-      <w:r>
-        <w:rPr>
-          <w:sz w:val="32"/>
-          <w:szCs w:val="32"/>
-        </w:rPr>
-        <w:t xml:space="preserve"># When we uninstall our app </w:t>
-      </w:r>
-      <w:proofErr w:type="spellStart"/>
-      <w:r>
-        <w:rPr>
-          <w:sz w:val="32"/>
-          <w:szCs w:val="32"/>
-        </w:rPr>
-        <w:t>SharedPreferences</w:t>
-      </w:r>
-      <w:proofErr w:type="spellEnd"/>
-      <w:r>
-        <w:rPr>
-          <w:sz w:val="32"/>
-          <w:szCs w:val="32"/>
-        </w:rPr>
-        <w:t xml:space="preserve"> and backup data </w:t>
-      </w:r>
-      <w:r>
-        <w:rPr>
-          <w:sz w:val="32"/>
-          <w:szCs w:val="32"/>
-        </w:rPr>
-        <w:t xml:space="preserve">don’t always get deleted. Which means when we reinstall it </w:t>
-      </w:r>
-      <w:r>
-        <w:rPr>
-          <w:sz w:val="32"/>
-          <w:szCs w:val="32"/>
-        </w:rPr>
-        <w:t>our old data comes back. It happens because android automatically backs up our data</w:t>
-      </w:r>
-      <w:r>
-        <w:rPr>
-          <w:sz w:val="32"/>
-          <w:szCs w:val="32"/>
-        </w:rPr>
-        <w:t>.</w:t>
-      </w:r>
-    </w:p>
-    <w:p>
-      <w:pPr>
-        <w:jc w:val="both"/>
-        <w:rPr>
-          <w:sz w:val="32"/>
-          <w:szCs w:val="32"/>
-        </w:rPr>
-      </w:pPr>
-      <w:r>
-        <w:rPr>
-          <w:sz w:val="32"/>
-          <w:szCs w:val="32"/>
-        </w:rPr>
-        <w:t xml:space="preserve"># To solve this just go to </w:t>
-      </w:r>
-      <w:r>
-        <w:rPr>
-          <w:b/>
-          <w:bCs/>
-          <w:sz w:val="32"/>
-          <w:szCs w:val="32"/>
-        </w:rPr>
-        <w:t>android</w:t>
-      </w:r>
-      <w:r>
-        <w:rPr>
-          <w:sz w:val="32"/>
-          <w:szCs w:val="32"/>
-        </w:rPr>
-        <w:t xml:space="preserve"> </w:t>
-      </w:r>
-      <w:r>
-        <w:rPr>
-          <w:sz w:val="32"/>
-          <w:szCs w:val="32"/>
-        </w:rPr>
-        <w:sym w:font="Wingdings" w:char="F0E0"/>
-      </w:r>
-      <w:r>
-        <w:rPr>
-          <w:b/>
-          <w:bCs/>
-          <w:sz w:val="32"/>
-          <w:szCs w:val="32"/>
-        </w:rPr>
-        <w:t xml:space="preserve"> app</w:t>
-      </w:r>
-      <w:r>
-        <w:rPr>
-          <w:sz w:val="32"/>
-          <w:szCs w:val="32"/>
-        </w:rPr>
-        <w:t xml:space="preserve"> </w:t>
-      </w:r>
-      <w:r>
-        <w:rPr>
-          <w:sz w:val="32"/>
-          <w:szCs w:val="32"/>
-        </w:rPr>
-        <w:sym w:font="Wingdings" w:char="F0E0"/>
-      </w:r>
-      <w:r>
-        <w:rPr>
-          <w:b/>
-          <w:bCs/>
-          <w:sz w:val="32"/>
-          <w:szCs w:val="32"/>
-        </w:rPr>
-        <w:t xml:space="preserve"> </w:t>
-      </w:r>
-      <w:proofErr w:type="spellStart"/>
-      <w:r>
-        <w:rPr>
-          <w:b/>
-          <w:bCs/>
-          <w:sz w:val="32"/>
-          <w:szCs w:val="32"/>
-        </w:rPr>
-        <w:t>src</w:t>
-      </w:r>
-      <w:proofErr w:type="spellEnd"/>
-      <w:r>
-        <w:rPr>
-          <w:b/>
-          <w:bCs/>
-          <w:sz w:val="32"/>
-          <w:szCs w:val="32"/>
-        </w:rPr>
-        <w:t xml:space="preserve"> </w:t>
-      </w:r>
-      <w:r>
-        <w:rPr>
-          <w:sz w:val="32"/>
-          <w:szCs w:val="32"/>
-        </w:rPr>
-        <w:sym w:font="Wingdings" w:char="F0E0"/>
-      </w:r>
-      <w:r>
-        <w:rPr>
-          <w:sz w:val="32"/>
-          <w:szCs w:val="32"/>
-        </w:rPr>
-        <w:t xml:space="preserve"> </w:t>
-      </w:r>
-      <w:r>
-        <w:rPr>
-          <w:b/>
-          <w:bCs/>
-          <w:sz w:val="32"/>
-          <w:szCs w:val="32"/>
-        </w:rPr>
-        <w:t>main</w:t>
-      </w:r>
-      <w:r>
-        <w:rPr>
-          <w:sz w:val="32"/>
-          <w:szCs w:val="32"/>
-        </w:rPr>
-        <w:t xml:space="preserve"> </w:t>
-      </w:r>
-      <w:r>
-        <w:rPr>
-          <w:sz w:val="32"/>
-          <w:szCs w:val="32"/>
-        </w:rPr>
-        <w:sym w:font="Wingdings" w:char="F0E0"/>
-      </w:r>
-      <w:r>
-        <w:rPr>
-          <w:sz w:val="32"/>
-          <w:szCs w:val="32"/>
-        </w:rPr>
-        <w:t xml:space="preserve"> </w:t>
-      </w:r>
-      <w:r>
-        <w:rPr>
-          <w:b/>
-          <w:bCs/>
-          <w:sz w:val="32"/>
-          <w:szCs w:val="32"/>
-        </w:rPr>
-        <w:t xml:space="preserve">AndroidManifest.xml </w:t>
-      </w:r>
-      <w:r>
-        <w:rPr>
-          <w:sz w:val="32"/>
-          <w:szCs w:val="32"/>
-        </w:rPr>
-        <w:t>and add these</w:t>
-      </w:r>
-      <w:r>
-        <w:rPr>
-          <w:sz w:val="32"/>
-          <w:szCs w:val="32"/>
-        </w:rPr>
-        <w:t xml:space="preserve"> lines in &lt;application</w:t>
-      </w:r>
-    </w:p>
-    <w:p>
-      <w:pPr>
-        <w:jc w:val="both"/>
-        <w:rPr>
-          <w:b/>
-          <w:bCs/>
-          <w:color w:val="D86DCB" w:themeColor="accent5" w:themeTint="99"/>
-          <w:sz w:val="32"/>
-          <w:szCs w:val="32"/>
-        </w:rPr>
-      </w:pPr>
-      <w:r>
-        <w:rPr>
-          <w:b/>
-          <w:bCs/>
-          <w:color w:val="D86DCB" w:themeColor="accent5" w:themeTint="99"/>
-          <w:sz w:val="32"/>
-          <w:szCs w:val="32"/>
-        </w:rPr>
-        <w:t>&lt;application</w:t>
-      </w:r>
-    </w:p>
-    <w:p>
-      <w:pPr>
-        <w:jc w:val="both"/>
-        <w:rPr>
-          <w:b/>
-          <w:bCs/>
-          <w:color w:val="D86DCB" w:themeColor="accent5" w:themeTint="99"/>
-          <w:sz w:val="32"/>
-          <w:szCs w:val="32"/>
-        </w:rPr>
-      </w:pPr>
-      <w:r>
-        <w:rPr>
-          <w:b/>
-          <w:bCs/>
-          <w:color w:val="D86DCB" w:themeColor="accent5" w:themeTint="99"/>
-          <w:sz w:val="32"/>
-          <w:szCs w:val="32"/>
-        </w:rPr>
-        <w:tab/>
-      </w:r>
-      <w:proofErr w:type="spellStart"/>
-      <w:proofErr w:type="gramStart"/>
-      <w:r>
-        <w:rPr>
-          <w:b/>
-          <w:bCs/>
-          <w:color w:val="D86DCB" w:themeColor="accent5" w:themeTint="99"/>
-          <w:sz w:val="32"/>
-          <w:szCs w:val="32"/>
-        </w:rPr>
-        <w:t>android:allowBackup</w:t>
-      </w:r>
-      <w:proofErr w:type="spellEnd"/>
-      <w:proofErr w:type="gramEnd"/>
-      <w:r>
-        <w:rPr>
-          <w:b/>
-          <w:bCs/>
-          <w:color w:val="D86DCB" w:themeColor="accent5" w:themeTint="99"/>
-          <w:sz w:val="32"/>
-          <w:szCs w:val="32"/>
-        </w:rPr>
-        <w:t>=</w:t>
-      </w:r>
-      <w:r>
-        <w:rPr>
-          <w:b/>
-          <w:bCs/>
-          <w:color w:val="D86DCB" w:themeColor="accent5" w:themeTint="99"/>
-          <w:sz w:val="32"/>
-          <w:szCs w:val="32"/>
-        </w:rPr>
-        <w:t>"false"</w:t>
-      </w:r>
-    </w:p>
-    <w:p>
-      <w:pPr>
-        <w:jc w:val="both"/>
-        <w:rPr>
-          <w:b/>
-          <w:bCs/>
-          <w:color w:val="D86DCB" w:themeColor="accent5" w:themeTint="99"/>
-          <w:sz w:val="32"/>
-          <w:szCs w:val="32"/>
-        </w:rPr>
-      </w:pPr>
-      <w:r>
-        <w:rPr>
-          <w:b/>
-          <w:bCs/>
-          <w:color w:val="D86DCB" w:themeColor="accent5" w:themeTint="99"/>
-          <w:sz w:val="32"/>
-          <w:szCs w:val="32"/>
-        </w:rPr>
-        <w:tab/>
-      </w:r>
-      <w:proofErr w:type="spellStart"/>
-      <w:proofErr w:type="gramStart"/>
-      <w:r>
-        <w:rPr>
-          <w:b/>
-          <w:bCs/>
-          <w:color w:val="D86DCB" w:themeColor="accent5" w:themeTint="99"/>
-          <w:sz w:val="32"/>
-          <w:szCs w:val="32"/>
-        </w:rPr>
-        <w:t>android:fullBackup</w:t>
-      </w:r>
-      <w:r>
-        <w:rPr>
-          <w:b/>
-          <w:bCs/>
-          <w:color w:val="D86DCB" w:themeColor="accent5" w:themeTint="99"/>
-          <w:sz w:val="32"/>
-          <w:szCs w:val="32"/>
-        </w:rPr>
-        <w:t>Content</w:t>
-      </w:r>
-      <w:proofErr w:type="spellEnd"/>
-      <w:proofErr w:type="gramEnd"/>
-      <w:r>
-        <w:rPr>
-          <w:b/>
-          <w:bCs/>
-          <w:color w:val="D86DCB" w:themeColor="accent5" w:themeTint="99"/>
-          <w:sz w:val="32"/>
-          <w:szCs w:val="32"/>
-        </w:rPr>
-        <w:t>="false"</w:t>
-      </w:r>
-      <w:r>
-        <w:rPr>
-          <w:b/>
-          <w:bCs/>
-          <w:color w:val="D86DCB" w:themeColor="accent5" w:themeTint="99"/>
-          <w:sz w:val="32"/>
-          <w:szCs w:val="32"/>
-        </w:rPr>
-        <w:t>&gt;</w:t>
-      </w:r>
-    </w:p>
-    <w:p>
-      <w:pPr>
-        <w:jc w:val="both"/>
-        <w:rPr>
-          <w:b/>
-          <w:bCs/>
-          <w:color w:val="D86DCB" w:themeColor="accent5" w:themeTint="99"/>
-          <w:sz w:val="32"/>
-          <w:szCs w:val="32"/>
-        </w:rPr>
-      </w:pPr>
-      <w:r>
-        <w:rPr>
-          <w:b/>
-          <w:bCs/>
-          <w:color w:val="D86DCB" w:themeColor="accent5" w:themeTint="99"/>
-          <w:sz w:val="32"/>
-          <w:szCs w:val="32"/>
-        </w:rPr>
-        <w:tab/>
-        <w:t>…</w:t>
-      </w:r>
-    </w:p>
-    <w:p>
-      <w:pPr>
-        <w:jc w:val="both"/>
-        <w:rPr>
-          <w:b/>
-          <w:bCs/>
-          <w:color w:val="D86DCB" w:themeColor="accent5" w:themeTint="99"/>
-          <w:sz w:val="32"/>
-          <w:szCs w:val="32"/>
-        </w:rPr>
-      </w:pPr>
-      <w:r>
-        <w:rPr>
-          <w:b/>
-          <w:bCs/>
-          <w:color w:val="D86DCB" w:themeColor="accent5" w:themeTint="99"/>
-          <w:sz w:val="32"/>
-          <w:szCs w:val="32"/>
-        </w:rPr>
-        <w:t>&lt;/application&gt;</w:t>
-      </w:r>
-    </w:p>
-    <w:p>
-      <w:pPr>
-        <w:jc w:val="both"/>
-        <w:rPr>
-          <w:sz w:val="32"/>
-          <w:szCs w:val="32"/>
-        </w:rPr>
-      </w:pPr>
-    </w:p>
-    <w:p>
-      <w:pPr>
-        <w:jc w:val="both"/>
-        <w:rPr>
-          <w:b/>
-          <w:bCs/>
-          <w:sz w:val="32"/>
-          <w:szCs w:val="32"/>
-        </w:rPr>
-      </w:pPr>
-      <w:r>
-        <w:rPr>
-          <w:b/>
-          <w:bCs/>
-          <w:sz w:val="32"/>
-          <w:szCs w:val="32"/>
-        </w:rPr>
-        <w:t>TODO’s before Git Push:</w:t>
-      </w:r>
-    </w:p>
-    <w:p>
-      <w:pPr>
-        <w:jc w:val="both"/>
-        <w:rPr>
-          <w:sz w:val="32"/>
-          <w:szCs w:val="32"/>
-        </w:rPr>
-      </w:pPr>
-      <w:r>
-        <w:rPr>
-          <w:sz w:val="32"/>
-          <w:szCs w:val="32"/>
-        </w:rPr>
-        <w:t xml:space="preserve"># When we try to push code to </w:t>
-      </w:r>
-      <w:proofErr w:type="spellStart"/>
-      <w:r>
-        <w:rPr>
-          <w:b/>
-          <w:bCs/>
-          <w:sz w:val="32"/>
-          <w:szCs w:val="32"/>
-        </w:rPr>
-        <w:t>Github</w:t>
-      </w:r>
-      <w:proofErr w:type="spellEnd"/>
-      <w:r>
-        <w:rPr>
-          <w:sz w:val="32"/>
-          <w:szCs w:val="32"/>
-        </w:rPr>
-        <w:t xml:space="preserve"> it shows review 3 TODO’s or push anyway</w:t>
-      </w:r>
-    </w:p>
-    <w:p>
-      <w:pPr>
-        <w:jc w:val="both"/>
-        <w:rPr>
-          <w:sz w:val="32"/>
-          <w:szCs w:val="32"/>
-        </w:rPr>
-      </w:pPr>
-    </w:p>
-    <w:p>
-      <w:pPr>
-        <w:jc w:val="both"/>
-        <w:rPr>
-          <w:sz w:val="32"/>
-          <w:szCs w:val="32"/>
-        </w:rPr>
-      </w:pPr>
-      <w:r>
-        <w:rPr>
-          <w:sz w:val="32"/>
-          <w:szCs w:val="32"/>
-        </w:rPr>
-        <w:t>Application ID TODO</w:t>
-      </w:r>
-      <w:r>
-        <w:rPr>
-          <w:sz w:val="32"/>
-          <w:szCs w:val="32"/>
-        </w:rPr>
-        <w:t>:</w:t>
-      </w:r>
-    </w:p>
-    <w:p>
-      <w:pPr>
-        <w:jc w:val="both"/>
-        <w:rPr>
-          <w:sz w:val="32"/>
-          <w:szCs w:val="32"/>
-        </w:rPr>
-      </w:pPr>
-      <w:r>
-        <w:rPr>
-          <w:sz w:val="32"/>
-          <w:szCs w:val="32"/>
-        </w:rPr>
-        <w:t xml:space="preserve"># </w:t>
-      </w:r>
-      <w:r>
-        <w:rPr>
-          <w:sz w:val="32"/>
-          <w:szCs w:val="32"/>
-        </w:rPr>
-        <w:t xml:space="preserve">This TODO is for US, the app developer. The Application ID is the unique identifier of our Android app. Like a package name at the </w:t>
-      </w:r>
-      <w:r>
-        <w:rPr>
-          <w:sz w:val="32"/>
-          <w:szCs w:val="32"/>
-        </w:rPr>
-        <w:lastRenderedPageBreak/>
-        <w:t xml:space="preserve">OS + Play Store level. Android treats apps with different </w:t>
+        <w:t xml:space="preserve">This TODO is for US, the app developer. The Application ID is the unique identifier of our Android app. Like a package name at the OS + Play Store level. Android treats apps with different </w:t>
       </w:r>
       <w:proofErr w:type="spellStart"/>
       <w:r>
@@ -8064,6 +8157,7 @@
           <w:sz w:val="32"/>
           <w:szCs w:val="32"/>
         </w:rPr>
+        <w:lastRenderedPageBreak/>
         <w:t>Flutterfire</w:t>
       </w:r>
       <w:proofErr w:type="spellEnd"/>
@@ -8088,7 +8182,6 @@
           <w:sz w:val="32"/>
           <w:szCs w:val="32"/>
         </w:rPr>
-        <w:lastRenderedPageBreak/>
         <w:t># Firebase treats this as two different apps, even if</w:t>
       </w:r>
       <w:r>
@@ -8581,6 +8674,7 @@
           <w:sz w:val="32"/>
           <w:szCs w:val="32"/>
         </w:rPr>
+        <w:lastRenderedPageBreak/>
         <w:t>Break</w:t>
       </w:r>
     </w:p>
@@ -8610,7 +8704,6 @@
           <w:sz w:val="32"/>
           <w:szCs w:val="32"/>
         </w:rPr>
-        <w:lastRenderedPageBreak/>
         <w:t>Gradle Build Issue in Flutter JDK 21 Instead of JDK 25 Problem:</w:t>
       </w:r>
     </w:p>
@@ -9088,6 +9181,7 @@
           <w:sz w:val="32"/>
           <w:szCs w:val="32"/>
         </w:rPr>
+        <w:lastRenderedPageBreak/>
         <w:t># It’s s</w:t>
       </w:r>
       <w:r>
@@ -9183,7 +9277,6 @@
           <w:sz w:val="32"/>
           <w:szCs w:val="32"/>
         </w:rPr>
-        <w:lastRenderedPageBreak/>
         <w:t>Gradle</w:t>
       </w:r>
     </w:p>
@@ -9679,6 +9772,7 @@
           <w:sz w:val="32"/>
           <w:szCs w:val="32"/>
         </w:rPr>
+        <w:lastRenderedPageBreak/>
         <w:t xml:space="preserve"># </w:t>
       </w:r>
       <w:r>
@@ -9852,7 +9946,6 @@
           <w:sz w:val="32"/>
           <w:szCs w:val="32"/>
         </w:rPr>
-        <w:lastRenderedPageBreak/>
         <w:t>flutter config --</w:t>
       </w:r>
       <w:proofErr w:type="spellStart"/>
@@ -10261,6 +10354,7 @@
           <w:sz w:val="32"/>
           <w:szCs w:val="32"/>
         </w:rPr>
+        <w:lastRenderedPageBreak/>
         <w:t>What big companies do</w:t>
       </w:r>
       <w:r>
@@ -10351,7 +10445,6 @@
           <w:sz w:val="32"/>
           <w:szCs w:val="32"/>
         </w:rPr>
-        <w:lastRenderedPageBreak/>
         <w:t>Gradle: 8.x</w:t>
       </w:r>
     </w:p>
